--- a/examples/tutorial/doc/02-arima-rolling-origin.docx
+++ b/examples/tutorial/doc/02-arima-rolling-origin.docx
@@ -325,7 +325,7 @@
               <a:graphicData uri="http://schemas.openxmlformats.org/drawingml/2006/picture">
                 <pic:pic>
                   <pic:nvPicPr>
-                    <pic:cNvPr descr="/home/gpca/tspredit/examples/tutorial/doc/02-arima-rolling-origin_files/2311a3ccdefa9666c559bd154e42236a6cdf3fea.png" id="11" name="Picture"/>
+                    <pic:cNvPr descr="C:\Git\cefet-rj-dal\tspredit\examples\tutorial\doc\02-arima-rolling-origin_files/716a4d1e457f97618aa46ca41f6f38e17df76816.png" id="11" name="Picture"/>
                     <pic:cNvPicPr>
                       <a:picLocks noChangeArrowheads="1" noChangeAspect="1"/>
                     </pic:cNvPicPr>
@@ -425,21 +425,473 @@
         <w:rPr>
           <w:rStyle w:val="DecValTok"/>
         </w:rPr>
+        <w:t xml:space="preserve">1</w:t>
+      </w:r>
+      <w:r>
+        <w:rPr>
+          <w:rStyle w:val="NormalTok"/>
+        </w:rPr>
+        <w:t xml:space="preserve">)</w:t>
+      </w:r>
+    </w:p>
+    <w:p>
+      <w:pPr>
+        <w:pStyle w:val="FirstParagraph"/>
+      </w:pPr>
+      <w:r>
+        <w:t xml:space="preserve">This time we reserve a longer test segment. Each point in that segment will be predicted one step ahead in sequence.</w:t>
+      </w:r>
+    </w:p>
+    <w:p>
+      <w:pPr>
+        <w:pStyle w:val="SourceCode"/>
+      </w:pPr>
+      <w:r>
+        <w:rPr>
+          <w:rStyle w:val="CommentTok"/>
+        </w:rPr>
+        <w:t xml:space="preserve"># Reserve the last five observations for rolling-origin evaluation.</w:t>
+      </w:r>
+      <w:r>
+        <w:br/>
+      </w:r>
+      <w:r>
+        <w:rPr>
+          <w:rStyle w:val="NormalTok"/>
+        </w:rPr>
+        <w:t xml:space="preserve">samp </w:t>
+      </w:r>
+      <w:r>
+        <w:rPr>
+          <w:rStyle w:val="OtherTok"/>
+        </w:rPr>
+        <w:t xml:space="preserve">&lt;-</w:t>
+      </w:r>
+      <w:r>
+        <w:rPr>
+          <w:rStyle w:val="NormalTok"/>
+        </w:rPr>
+        <w:t xml:space="preserve"> </w:t>
+      </w:r>
+      <w:r>
+        <w:rPr>
+          <w:rStyle w:val="FunctionTok"/>
+        </w:rPr>
+        <w:t xml:space="preserve">ts_sample</w:t>
+      </w:r>
+      <w:r>
+        <w:rPr>
+          <w:rStyle w:val="NormalTok"/>
+        </w:rPr>
+        <w:t xml:space="preserve">(ts, </w:t>
+      </w:r>
+      <w:r>
+        <w:rPr>
+          <w:rStyle w:val="AttributeTok"/>
+        </w:rPr>
+        <w:t xml:space="preserve">test_size =</w:t>
+      </w:r>
+      <w:r>
+        <w:rPr>
+          <w:rStyle w:val="NormalTok"/>
+        </w:rPr>
+        <w:t xml:space="preserve"> </w:t>
+      </w:r>
+      <w:r>
+        <w:rPr>
+          <w:rStyle w:val="DecValTok"/>
+        </w:rPr>
+        <w:t xml:space="preserve">5</w:t>
+      </w:r>
+      <w:r>
+        <w:rPr>
+          <w:rStyle w:val="NormalTok"/>
+        </w:rPr>
+        <w:t xml:space="preserve">)</w:t>
+      </w:r>
+      <w:r>
+        <w:br/>
+      </w:r>
+      <w:r>
+        <w:rPr>
+          <w:rStyle w:val="FunctionTok"/>
+        </w:rPr>
+        <w:t xml:space="preserve">ts_head</w:t>
+      </w:r>
+      <w:r>
+        <w:rPr>
+          <w:rStyle w:val="NormalTok"/>
+        </w:rPr>
+        <w:t xml:space="preserve">(samp</w:t>
+      </w:r>
+      <w:r>
+        <w:rPr>
+          <w:rStyle w:val="SpecialCharTok"/>
+        </w:rPr>
+        <w:t xml:space="preserve">$</w:t>
+      </w:r>
+      <w:r>
+        <w:rPr>
+          <w:rStyle w:val="NormalTok"/>
+        </w:rPr>
+        <w:t xml:space="preserve">train, </w:t>
+      </w:r>
+      <w:r>
+        <w:rPr>
+          <w:rStyle w:val="DecValTok"/>
+        </w:rPr>
+        <w:t xml:space="preserve">3</w:t>
+      </w:r>
+      <w:r>
+        <w:rPr>
+          <w:rStyle w:val="NormalTok"/>
+        </w:rPr>
+        <w:t xml:space="preserve">)</w:t>
+      </w:r>
+    </w:p>
+    <w:p>
+      <w:pPr>
+        <w:pStyle w:val="SourceCode"/>
+      </w:pPr>
+      <w:r>
+        <w:rPr>
+          <w:rStyle w:val="VerbatimChar"/>
+        </w:rPr>
+        <w:t xml:space="preserve">##             t0</w:t>
+      </w:r>
+      <w:r>
+        <w:br/>
+      </w:r>
+      <w:r>
+        <w:rPr>
+          <w:rStyle w:val="VerbatimChar"/>
+        </w:rPr>
+        <w:t xml:space="preserve">## [1,] 0.0000000</w:t>
+      </w:r>
+      <w:r>
+        <w:br/>
+      </w:r>
+      <w:r>
+        <w:rPr>
+          <w:rStyle w:val="VerbatimChar"/>
+        </w:rPr>
+        <w:t xml:space="preserve">## [2,] 0.2474040</w:t>
+      </w:r>
+      <w:r>
+        <w:br/>
+      </w:r>
+      <w:r>
+        <w:rPr>
+          <w:rStyle w:val="VerbatimChar"/>
+        </w:rPr>
+        <w:t xml:space="preserve">## [3,] 0.4794255</w:t>
+      </w:r>
+    </w:p>
+    <w:p>
+      <w:pPr>
+        <w:pStyle w:val="SourceCode"/>
+      </w:pPr>
+      <w:r>
+        <w:rPr>
+          <w:rStyle w:val="FunctionTok"/>
+        </w:rPr>
+        <w:t xml:space="preserve">ts_head</w:t>
+      </w:r>
+      <w:r>
+        <w:rPr>
+          <w:rStyle w:val="NormalTok"/>
+        </w:rPr>
+        <w:t xml:space="preserve">(samp</w:t>
+      </w:r>
+      <w:r>
+        <w:rPr>
+          <w:rStyle w:val="SpecialCharTok"/>
+        </w:rPr>
+        <w:t xml:space="preserve">$</w:t>
+      </w:r>
+      <w:r>
+        <w:rPr>
+          <w:rStyle w:val="NormalTok"/>
+        </w:rPr>
+        <w:t xml:space="preserve">test, </w:t>
+      </w:r>
+      <w:r>
+        <w:rPr>
+          <w:rStyle w:val="DecValTok"/>
+        </w:rPr>
+        <w:t xml:space="preserve">3</w:t>
+      </w:r>
+      <w:r>
+        <w:rPr>
+          <w:rStyle w:val="NormalTok"/>
+        </w:rPr>
+        <w:t xml:space="preserve">)</w:t>
+      </w:r>
+    </w:p>
+    <w:p>
+      <w:pPr>
+        <w:pStyle w:val="SourceCode"/>
+      </w:pPr>
+      <w:r>
+        <w:rPr>
+          <w:rStyle w:val="VerbatimChar"/>
+        </w:rPr>
+        <w:t xml:space="preserve">##               t0</w:t>
+      </w:r>
+      <w:r>
+        <w:br/>
+      </w:r>
+      <w:r>
+        <w:rPr>
+          <w:rStyle w:val="VerbatimChar"/>
+        </w:rPr>
+        <w:t xml:space="preserve">## [1,]  0.41211849</w:t>
+      </w:r>
+      <w:r>
+        <w:br/>
+      </w:r>
+      <w:r>
+        <w:rPr>
+          <w:rStyle w:val="VerbatimChar"/>
+        </w:rPr>
+        <w:t xml:space="preserve">## [2,]  0.17388949</w:t>
+      </w:r>
+      <w:r>
+        <w:br/>
+      </w:r>
+      <w:r>
+        <w:rPr>
+          <w:rStyle w:val="VerbatimChar"/>
+        </w:rPr>
+        <w:t xml:space="preserve">## [3,] -0.07515112</w:t>
+      </w:r>
+    </w:p>
+    <w:p>
+      <w:pPr>
+        <w:pStyle w:val="FirstParagraph"/>
+      </w:pPr>
+      <w:r>
+        <w:t xml:space="preserve">Now we train the ARIMA model using the training portion only.</w:t>
+      </w:r>
+    </w:p>
+    <w:p>
+      <w:pPr>
+        <w:pStyle w:val="SourceCode"/>
+      </w:pPr>
+      <w:r>
+        <w:rPr>
+          <w:rStyle w:val="CommentTok"/>
+        </w:rPr>
+        <w:t xml:space="preserve"># Fit ARIMA on the training data.</w:t>
+      </w:r>
+      <w:r>
+        <w:br/>
+      </w:r>
+      <w:r>
+        <w:rPr>
+          <w:rStyle w:val="NormalTok"/>
+        </w:rPr>
+        <w:t xml:space="preserve">model </w:t>
+      </w:r>
+      <w:r>
+        <w:rPr>
+          <w:rStyle w:val="OtherTok"/>
+        </w:rPr>
+        <w:t xml:space="preserve">&lt;-</w:t>
+      </w:r>
+      <w:r>
+        <w:rPr>
+          <w:rStyle w:val="NormalTok"/>
+        </w:rPr>
+        <w:t xml:space="preserve"> </w:t>
+      </w:r>
+      <w:r>
+        <w:rPr>
+          <w:rStyle w:val="FunctionTok"/>
+        </w:rPr>
+        <w:t xml:space="preserve">ts_arima</w:t>
+      </w:r>
+      <w:r>
+        <w:rPr>
+          <w:rStyle w:val="NormalTok"/>
+        </w:rPr>
+        <w:t xml:space="preserve">(</w:t>
+      </w:r>
+      <w:r>
+        <w:rPr>
+          <w:rStyle w:val="AttributeTok"/>
+        </w:rPr>
+        <w:t xml:space="preserve">p =</w:t>
+      </w:r>
+      <w:r>
+        <w:rPr>
+          <w:rStyle w:val="NormalTok"/>
+        </w:rPr>
+        <w:t xml:space="preserve"> </w:t>
+      </w:r>
+      <w:r>
+        <w:rPr>
+          <w:rStyle w:val="DecValTok"/>
+        </w:rPr>
+        <w:t xml:space="preserve">5</w:t>
+      </w:r>
+      <w:r>
+        <w:rPr>
+          <w:rStyle w:val="NormalTok"/>
+        </w:rPr>
+        <w:t xml:space="preserve">, </w:t>
+      </w:r>
+      <w:r>
+        <w:rPr>
+          <w:rStyle w:val="AttributeTok"/>
+        </w:rPr>
+        <w:t xml:space="preserve">d =</w:t>
+      </w:r>
+      <w:r>
+        <w:rPr>
+          <w:rStyle w:val="NormalTok"/>
+        </w:rPr>
+        <w:t xml:space="preserve"> </w:t>
+      </w:r>
+      <w:r>
+        <w:rPr>
+          <w:rStyle w:val="DecValTok"/>
+        </w:rPr>
         <w:t xml:space="preserve">0</w:t>
       </w:r>
       <w:r>
         <w:rPr>
           <w:rStyle w:val="NormalTok"/>
         </w:rPr>
+        <w:t xml:space="preserve">, </w:t>
+      </w:r>
+      <w:r>
+        <w:rPr>
+          <w:rStyle w:val="AttributeTok"/>
+        </w:rPr>
+        <w:t xml:space="preserve">q =</w:t>
+      </w:r>
+      <w:r>
+        <w:rPr>
+          <w:rStyle w:val="NormalTok"/>
+        </w:rPr>
+        <w:t xml:space="preserve"> </w:t>
+      </w:r>
+      <w:r>
+        <w:rPr>
+          <w:rStyle w:val="DecValTok"/>
+        </w:rPr>
+        <w:t xml:space="preserve">0</w:t>
+      </w:r>
+      <w:r>
+        <w:rPr>
+          <w:rStyle w:val="NormalTok"/>
+        </w:rPr>
         <w:t xml:space="preserve">)</w:t>
       </w:r>
+      <w:r>
+        <w:br/>
+      </w:r>
+      <w:r>
+        <w:rPr>
+          <w:rStyle w:val="FunctionTok"/>
+        </w:rPr>
+        <w:t xml:space="preserve">set_example_seed</w:t>
+      </w:r>
+      <w:r>
+        <w:rPr>
+          <w:rStyle w:val="NormalTok"/>
+        </w:rPr>
+        <w:t xml:space="preserve">()</w:t>
+      </w:r>
+      <w:r>
+        <w:br/>
+      </w:r>
+      <w:r>
+        <w:rPr>
+          <w:rStyle w:val="NormalTok"/>
+        </w:rPr>
+        <w:t xml:space="preserve">model </w:t>
+      </w:r>
+      <w:r>
+        <w:rPr>
+          <w:rStyle w:val="OtherTok"/>
+        </w:rPr>
+        <w:t xml:space="preserve">&lt;-</w:t>
+      </w:r>
+      <w:r>
+        <w:rPr>
+          <w:rStyle w:val="NormalTok"/>
+        </w:rPr>
+        <w:t xml:space="preserve"> </w:t>
+      </w:r>
+      <w:r>
+        <w:rPr>
+          <w:rStyle w:val="FunctionTok"/>
+        </w:rPr>
+        <w:t xml:space="preserve">fit</w:t>
+      </w:r>
+      <w:r>
+        <w:rPr>
+          <w:rStyle w:val="NormalTok"/>
+        </w:rPr>
+        <w:t xml:space="preserve">(model, </w:t>
+      </w:r>
+      <w:r>
+        <w:rPr>
+          <w:rStyle w:val="AttributeTok"/>
+        </w:rPr>
+        <w:t xml:space="preserve">x =</w:t>
+      </w:r>
+      <w:r>
+        <w:rPr>
+          <w:rStyle w:val="NormalTok"/>
+        </w:rPr>
+        <w:t xml:space="preserve"> samp</w:t>
+      </w:r>
+      <w:r>
+        <w:rPr>
+          <w:rStyle w:val="SpecialCharTok"/>
+        </w:rPr>
+        <w:t xml:space="preserve">$</w:t>
+      </w:r>
+      <w:r>
+        <w:rPr>
+          <w:rStyle w:val="NormalTok"/>
+        </w:rPr>
+        <w:t xml:space="preserve">train)</w:t>
+      </w:r>
     </w:p>
     <w:p>
       <w:pPr>
         <w:pStyle w:val="FirstParagraph"/>
       </w:pPr>
       <w:r>
-        <w:t xml:space="preserve">This time we reserve a longer test segment. Each point in that segment will be predicted one step ahead in sequence.</w:t>
+        <w:t xml:space="preserve">For rolling-origin evaluation with</w:t>
+      </w:r>
+      <w:r>
+        <w:t xml:space="preserve"> </w:t>
+      </w:r>
+      <w:r>
+        <w:rPr>
+          <w:rStyle w:val="VerbatimChar"/>
+        </w:rPr>
+        <w:t xml:space="preserve">ts_arima()</w:t>
+      </w:r>
+      <w:r>
+        <w:t xml:space="preserve">, we pass the whole test segment and set</w:t>
+      </w:r>
+      <w:r>
+        <w:t xml:space="preserve"> </w:t>
+      </w:r>
+      <w:r>
+        <w:rPr>
+          <w:rStyle w:val="VerbatimChar"/>
+        </w:rPr>
+        <w:t xml:space="preserve">steps_ahead = 1</w:t>
+      </w:r>
+      <w:r>
+        <w:t xml:space="preserve">. Internally, the model predicts one point, appends the observed value, and repeats.</w:t>
       </w:r>
     </w:p>
     <w:p>
@@ -450,16 +902,16 @@
         <w:rPr>
           <w:rStyle w:val="CommentTok"/>
         </w:rPr>
-        <w:t xml:space="preserve"># Reserve the last five observations for rolling-origin evaluation.</w:t>
-      </w:r>
-      <w:r>
-        <w:br/>
-      </w:r>
-      <w:r>
-        <w:rPr>
-          <w:rStyle w:val="NormalTok"/>
-        </w:rPr>
-        <w:t xml:space="preserve">samp </w:t>
+        <w:t xml:space="preserve"># Predict one step at a time across the test horizon.</w:t>
+      </w:r>
+      <w:r>
+        <w:br/>
+      </w:r>
+      <w:r>
+        <w:rPr>
+          <w:rStyle w:val="NormalTok"/>
+        </w:rPr>
+        <w:t xml:space="preserve">prediction </w:t>
       </w:r>
       <w:r>
         <w:rPr>
@@ -477,19 +929,43 @@
         <w:rPr>
           <w:rStyle w:val="FunctionTok"/>
         </w:rPr>
-        <w:t xml:space="preserve">ts_sample</w:t>
-      </w:r>
-      <w:r>
-        <w:rPr>
-          <w:rStyle w:val="NormalTok"/>
-        </w:rPr>
-        <w:t xml:space="preserve">(ts, </w:t>
+        <w:t xml:space="preserve">predict</w:t>
+      </w:r>
+      <w:r>
+        <w:rPr>
+          <w:rStyle w:val="NormalTok"/>
+        </w:rPr>
+        <w:t xml:space="preserve">(model, </w:t>
       </w:r>
       <w:r>
         <w:rPr>
           <w:rStyle w:val="AttributeTok"/>
         </w:rPr>
-        <w:t xml:space="preserve">test_size =</w:t>
+        <w:t xml:space="preserve">x =</w:t>
+      </w:r>
+      <w:r>
+        <w:rPr>
+          <w:rStyle w:val="NormalTok"/>
+        </w:rPr>
+        <w:t xml:space="preserve"> samp</w:t>
+      </w:r>
+      <w:r>
+        <w:rPr>
+          <w:rStyle w:val="SpecialCharTok"/>
+        </w:rPr>
+        <w:t xml:space="preserve">$</w:t>
+      </w:r>
+      <w:r>
+        <w:rPr>
+          <w:rStyle w:val="NormalTok"/>
+        </w:rPr>
+        <w:t xml:space="preserve">test, </w:t>
+      </w:r>
+      <w:r>
+        <w:rPr>
+          <w:rStyle w:val="AttributeTok"/>
+        </w:rPr>
+        <w:t xml:space="preserve">steps_ahead =</w:t>
       </w:r>
       <w:r>
         <w:rPr>
@@ -501,7 +977,7 @@
         <w:rPr>
           <w:rStyle w:val="DecValTok"/>
         </w:rPr>
-        <w:t xml:space="preserve">5</w:t>
+        <w:t xml:space="preserve">1</w:t>
       </w:r>
       <w:r>
         <w:rPr>
@@ -514,9 +990,63 @@
       </w:r>
       <w:r>
         <w:rPr>
+          <w:rStyle w:val="NormalTok"/>
+        </w:rPr>
+        <w:t xml:space="preserve">prediction </w:t>
+      </w:r>
+      <w:r>
+        <w:rPr>
+          <w:rStyle w:val="OtherTok"/>
+        </w:rPr>
+        <w:t xml:space="preserve">&lt;-</w:t>
+      </w:r>
+      <w:r>
+        <w:rPr>
+          <w:rStyle w:val="NormalTok"/>
+        </w:rPr>
+        <w:t xml:space="preserve"> </w:t>
+      </w:r>
+      <w:r>
+        <w:rPr>
           <w:rStyle w:val="FunctionTok"/>
         </w:rPr>
-        <w:t xml:space="preserve">ts_head</w:t>
+        <w:t xml:space="preserve">as.vector</w:t>
+      </w:r>
+      <w:r>
+        <w:rPr>
+          <w:rStyle w:val="NormalTok"/>
+        </w:rPr>
+        <w:t xml:space="preserve">(prediction)</w:t>
+      </w:r>
+      <w:r>
+        <w:br/>
+      </w:r>
+      <w:r>
+        <w:br/>
+      </w:r>
+      <w:r>
+        <w:rPr>
+          <w:rStyle w:val="NormalTok"/>
+        </w:rPr>
+        <w:t xml:space="preserve">output </w:t>
+      </w:r>
+      <w:r>
+        <w:rPr>
+          <w:rStyle w:val="OtherTok"/>
+        </w:rPr>
+        <w:t xml:space="preserve">&lt;-</w:t>
+      </w:r>
+      <w:r>
+        <w:rPr>
+          <w:rStyle w:val="NormalTok"/>
+        </w:rPr>
+        <w:t xml:space="preserve"> </w:t>
+      </w:r>
+      <w:r>
+        <w:rPr>
+          <w:rStyle w:val="FunctionTok"/>
+        </w:rPr>
+        <w:t xml:space="preserve">as.vector</w:t>
       </w:r>
       <w:r>
         <w:rPr>
@@ -534,13 +1064,325 @@
         <w:rPr>
           <w:rStyle w:val="NormalTok"/>
         </w:rPr>
-        <w:t xml:space="preserve">train, </w:t>
-      </w:r>
-      <w:r>
-        <w:rPr>
-          <w:rStyle w:val="DecValTok"/>
-        </w:rPr>
-        <w:t xml:space="preserve">3</w:t>
+        <w:t xml:space="preserve">test)</w:t>
+      </w:r>
+      <w:r>
+        <w:br/>
+      </w:r>
+      <w:r>
+        <w:rPr>
+          <w:rStyle w:val="NormalTok"/>
+        </w:rPr>
+        <w:t xml:space="preserve">ev_test </w:t>
+      </w:r>
+      <w:r>
+        <w:rPr>
+          <w:rStyle w:val="OtherTok"/>
+        </w:rPr>
+        <w:t xml:space="preserve">&lt;-</w:t>
+      </w:r>
+      <w:r>
+        <w:rPr>
+          <w:rStyle w:val="NormalTok"/>
+        </w:rPr>
+        <w:t xml:space="preserve"> </w:t>
+      </w:r>
+      <w:r>
+        <w:rPr>
+          <w:rStyle w:val="FunctionTok"/>
+        </w:rPr>
+        <w:t xml:space="preserve">evaluate</w:t>
+      </w:r>
+      <w:r>
+        <w:rPr>
+          <w:rStyle w:val="NormalTok"/>
+        </w:rPr>
+        <w:t xml:space="preserve">(model, output, prediction)</w:t>
+      </w:r>
+      <w:r>
+        <w:br/>
+      </w:r>
+      <w:r>
+        <w:rPr>
+          <w:rStyle w:val="NormalTok"/>
+        </w:rPr>
+        <w:t xml:space="preserve">ev_test</w:t>
+      </w:r>
+    </w:p>
+    <w:p>
+      <w:pPr>
+        <w:pStyle w:val="SourceCode"/>
+      </w:pPr>
+      <w:r>
+        <w:rPr>
+          <w:rStyle w:val="VerbatimChar"/>
+        </w:rPr>
+        <w:t xml:space="preserve">## $values</w:t>
+      </w:r>
+      <w:r>
+        <w:br/>
+      </w:r>
+      <w:r>
+        <w:rPr>
+          <w:rStyle w:val="VerbatimChar"/>
+        </w:rPr>
+        <w:t xml:space="preserve">## [1]  0.41211849  0.17388949 -0.07515112 -0.31951919 -0.54402111</w:t>
+      </w:r>
+      <w:r>
+        <w:br/>
+      </w:r>
+      <w:r>
+        <w:rPr>
+          <w:rStyle w:val="VerbatimChar"/>
+        </w:rPr>
+        <w:t xml:space="preserve">## </w:t>
+      </w:r>
+      <w:r>
+        <w:br/>
+      </w:r>
+      <w:r>
+        <w:rPr>
+          <w:rStyle w:val="VerbatimChar"/>
+        </w:rPr>
+        <w:t xml:space="preserve">## $prediction</w:t>
+      </w:r>
+      <w:r>
+        <w:br/>
+      </w:r>
+      <w:r>
+        <w:rPr>
+          <w:rStyle w:val="VerbatimChar"/>
+        </w:rPr>
+        <w:t xml:space="preserve">## [1]  0.41211864  0.39475240 -0.07514989 -0.31951908 -0.54402101</w:t>
+      </w:r>
+      <w:r>
+        <w:br/>
+      </w:r>
+      <w:r>
+        <w:rPr>
+          <w:rStyle w:val="VerbatimChar"/>
+        </w:rPr>
+        <w:t xml:space="preserve">## </w:t>
+      </w:r>
+      <w:r>
+        <w:br/>
+      </w:r>
+      <w:r>
+        <w:rPr>
+          <w:rStyle w:val="VerbatimChar"/>
+        </w:rPr>
+        <w:t xml:space="preserve">## $smape</w:t>
+      </w:r>
+      <w:r>
+        <w:br/>
+      </w:r>
+      <w:r>
+        <w:rPr>
+          <w:rStyle w:val="VerbatimChar"/>
+        </w:rPr>
+        <w:t xml:space="preserve">## [1] 0.1553651</w:t>
+      </w:r>
+      <w:r>
+        <w:br/>
+      </w:r>
+      <w:r>
+        <w:rPr>
+          <w:rStyle w:val="VerbatimChar"/>
+        </w:rPr>
+        <w:t xml:space="preserve">## </w:t>
+      </w:r>
+      <w:r>
+        <w:br/>
+      </w:r>
+      <w:r>
+        <w:rPr>
+          <w:rStyle w:val="VerbatimChar"/>
+        </w:rPr>
+        <w:t xml:space="preserve">## $mse</w:t>
+      </w:r>
+      <w:r>
+        <w:br/>
+      </w:r>
+      <w:r>
+        <w:rPr>
+          <w:rStyle w:val="VerbatimChar"/>
+        </w:rPr>
+        <w:t xml:space="preserve">## [1] 0.009756086</w:t>
+      </w:r>
+      <w:r>
+        <w:br/>
+      </w:r>
+      <w:r>
+        <w:rPr>
+          <w:rStyle w:val="VerbatimChar"/>
+        </w:rPr>
+        <w:t xml:space="preserve">## </w:t>
+      </w:r>
+      <w:r>
+        <w:br/>
+      </w:r>
+      <w:r>
+        <w:rPr>
+          <w:rStyle w:val="VerbatimChar"/>
+        </w:rPr>
+        <w:t xml:space="preserve">## $R2</w:t>
+      </w:r>
+      <w:r>
+        <w:br/>
+      </w:r>
+      <w:r>
+        <w:rPr>
+          <w:rStyle w:val="VerbatimChar"/>
+        </w:rPr>
+        <w:t xml:space="preserve">## [1] 0.9157362</w:t>
+      </w:r>
+      <w:r>
+        <w:br/>
+      </w:r>
+      <w:r>
+        <w:rPr>
+          <w:rStyle w:val="VerbatimChar"/>
+        </w:rPr>
+        <w:t xml:space="preserve">## </w:t>
+      </w:r>
+      <w:r>
+        <w:br/>
+      </w:r>
+      <w:r>
+        <w:rPr>
+          <w:rStyle w:val="VerbatimChar"/>
+        </w:rPr>
+        <w:t xml:space="preserve">## $metrics</w:t>
+      </w:r>
+      <w:r>
+        <w:br/>
+      </w:r>
+      <w:r>
+        <w:rPr>
+          <w:rStyle w:val="VerbatimChar"/>
+        </w:rPr>
+        <w:t xml:space="preserve">##           mse     smape        R2</w:t>
+      </w:r>
+      <w:r>
+        <w:br/>
+      </w:r>
+      <w:r>
+        <w:rPr>
+          <w:rStyle w:val="VerbatimChar"/>
+        </w:rPr>
+        <w:t xml:space="preserve">## 1 0.009756086 0.1553651 0.9157362</w:t>
+      </w:r>
+    </w:p>
+    <w:p>
+      <w:pPr>
+        <w:pStyle w:val="FirstParagraph"/>
+      </w:pPr>
+      <w:r>
+        <w:t xml:space="preserve">A side-by-side table helps us inspect where the rolling forecasts stayed close to the observed values and where they drifted away.</w:t>
+      </w:r>
+    </w:p>
+    <w:p>
+      <w:pPr>
+        <w:pStyle w:val="SourceCode"/>
+      </w:pPr>
+      <w:r>
+        <w:rPr>
+          <w:rStyle w:val="CommentTok"/>
+        </w:rPr>
+        <w:t xml:space="preserve"># Compare observed and predicted values over the rolling horizon.</w:t>
+      </w:r>
+      <w:r>
+        <w:br/>
+      </w:r>
+      <w:r>
+        <w:rPr>
+          <w:rStyle w:val="FunctionTok"/>
+        </w:rPr>
+        <w:t xml:space="preserve">data.frame</w:t>
+      </w:r>
+      <w:r>
+        <w:rPr>
+          <w:rStyle w:val="NormalTok"/>
+        </w:rPr>
+        <w:t xml:space="preserve">(</w:t>
+      </w:r>
+      <w:r>
+        <w:br/>
+      </w:r>
+      <w:r>
+        <w:rPr>
+          <w:rStyle w:val="NormalTok"/>
+        </w:rPr>
+        <w:t xml:space="preserve">  </w:t>
+      </w:r>
+      <w:r>
+        <w:rPr>
+          <w:rStyle w:val="AttributeTok"/>
+        </w:rPr>
+        <w:t xml:space="preserve">step =</w:t>
+      </w:r>
+      <w:r>
+        <w:rPr>
+          <w:rStyle w:val="NormalTok"/>
+        </w:rPr>
+        <w:t xml:space="preserve"> </w:t>
+      </w:r>
+      <w:r>
+        <w:rPr>
+          <w:rStyle w:val="FunctionTok"/>
+        </w:rPr>
+        <w:t xml:space="preserve">seq_along</w:t>
+      </w:r>
+      <w:r>
+        <w:rPr>
+          <w:rStyle w:val="NormalTok"/>
+        </w:rPr>
+        <w:t xml:space="preserve">(output),</w:t>
+      </w:r>
+      <w:r>
+        <w:br/>
+      </w:r>
+      <w:r>
+        <w:rPr>
+          <w:rStyle w:val="NormalTok"/>
+        </w:rPr>
+        <w:t xml:space="preserve">  </w:t>
+      </w:r>
+      <w:r>
+        <w:rPr>
+          <w:rStyle w:val="AttributeTok"/>
+        </w:rPr>
+        <w:t xml:space="preserve">observed =</w:t>
+      </w:r>
+      <w:r>
+        <w:rPr>
+          <w:rStyle w:val="NormalTok"/>
+        </w:rPr>
+        <w:t xml:space="preserve"> output,</w:t>
+      </w:r>
+      <w:r>
+        <w:br/>
+      </w:r>
+      <w:r>
+        <w:rPr>
+          <w:rStyle w:val="NormalTok"/>
+        </w:rPr>
+        <w:t xml:space="preserve">  </w:t>
+      </w:r>
+      <w:r>
+        <w:rPr>
+          <w:rStyle w:val="AttributeTok"/>
+        </w:rPr>
+        <w:t xml:space="preserve">predicted =</w:t>
+      </w:r>
+      <w:r>
+        <w:rPr>
+          <w:rStyle w:val="NormalTok"/>
+        </w:rPr>
+        <w:t xml:space="preserve"> prediction</w:t>
+      </w:r>
+      <w:r>
+        <w:br/>
       </w:r>
       <w:r>
         <w:rPr>
@@ -557,848 +1399,6 @@
         <w:rPr>
           <w:rStyle w:val="VerbatimChar"/>
         </w:rPr>
-        <w:t xml:space="preserve">##             t0</w:t>
-      </w:r>
-      <w:r>
-        <w:br/>
-      </w:r>
-      <w:r>
-        <w:rPr>
-          <w:rStyle w:val="VerbatimChar"/>
-        </w:rPr>
-        <w:t xml:space="preserve">## [1,] 0.0000000</w:t>
-      </w:r>
-      <w:r>
-        <w:br/>
-      </w:r>
-      <w:r>
-        <w:rPr>
-          <w:rStyle w:val="VerbatimChar"/>
-        </w:rPr>
-        <w:t xml:space="preserve">## [2,] 0.2474040</w:t>
-      </w:r>
-      <w:r>
-        <w:br/>
-      </w:r>
-      <w:r>
-        <w:rPr>
-          <w:rStyle w:val="VerbatimChar"/>
-        </w:rPr>
-        <w:t xml:space="preserve">## [3,] 0.4794255</w:t>
-      </w:r>
-    </w:p>
-    <w:p>
-      <w:pPr>
-        <w:pStyle w:val="SourceCode"/>
-      </w:pPr>
-      <w:r>
-        <w:rPr>
-          <w:rStyle w:val="FunctionTok"/>
-        </w:rPr>
-        <w:t xml:space="preserve">ts_head</w:t>
-      </w:r>
-      <w:r>
-        <w:rPr>
-          <w:rStyle w:val="NormalTok"/>
-        </w:rPr>
-        <w:t xml:space="preserve">(samp</w:t>
-      </w:r>
-      <w:r>
-        <w:rPr>
-          <w:rStyle w:val="SpecialCharTok"/>
-        </w:rPr>
-        <w:t xml:space="preserve">$</w:t>
-      </w:r>
-      <w:r>
-        <w:rPr>
-          <w:rStyle w:val="NormalTok"/>
-        </w:rPr>
-        <w:t xml:space="preserve">test, </w:t>
-      </w:r>
-      <w:r>
-        <w:rPr>
-          <w:rStyle w:val="DecValTok"/>
-        </w:rPr>
-        <w:t xml:space="preserve">3</w:t>
-      </w:r>
-      <w:r>
-        <w:rPr>
-          <w:rStyle w:val="NormalTok"/>
-        </w:rPr>
-        <w:t xml:space="preserve">)</w:t>
-      </w:r>
-    </w:p>
-    <w:p>
-      <w:pPr>
-        <w:pStyle w:val="SourceCode"/>
-      </w:pPr>
-      <w:r>
-        <w:rPr>
-          <w:rStyle w:val="VerbatimChar"/>
-        </w:rPr>
-        <w:t xml:space="preserve">##               t0</w:t>
-      </w:r>
-      <w:r>
-        <w:br/>
-      </w:r>
-      <w:r>
-        <w:rPr>
-          <w:rStyle w:val="VerbatimChar"/>
-        </w:rPr>
-        <w:t xml:space="preserve">## [1,]  0.41211849</w:t>
-      </w:r>
-      <w:r>
-        <w:br/>
-      </w:r>
-      <w:r>
-        <w:rPr>
-          <w:rStyle w:val="VerbatimChar"/>
-        </w:rPr>
-        <w:t xml:space="preserve">## [2,]  0.17388949</w:t>
-      </w:r>
-      <w:r>
-        <w:br/>
-      </w:r>
-      <w:r>
-        <w:rPr>
-          <w:rStyle w:val="VerbatimChar"/>
-        </w:rPr>
-        <w:t xml:space="preserve">## [3,] -0.07515112</w:t>
-      </w:r>
-    </w:p>
-    <w:p>
-      <w:pPr>
-        <w:pStyle w:val="FirstParagraph"/>
-      </w:pPr>
-      <w:r>
-        <w:t xml:space="preserve">Now we train the ARIMA model using the training portion only.</w:t>
-      </w:r>
-    </w:p>
-    <w:p>
-      <w:pPr>
-        <w:pStyle w:val="SourceCode"/>
-      </w:pPr>
-      <w:r>
-        <w:rPr>
-          <w:rStyle w:val="CommentTok"/>
-        </w:rPr>
-        <w:t xml:space="preserve"># Fit ARIMA on the training data.</w:t>
-      </w:r>
-      <w:r>
-        <w:br/>
-      </w:r>
-      <w:r>
-        <w:rPr>
-          <w:rStyle w:val="NormalTok"/>
-        </w:rPr>
-        <w:t xml:space="preserve">model </w:t>
-      </w:r>
-      <w:r>
-        <w:rPr>
-          <w:rStyle w:val="OtherTok"/>
-        </w:rPr>
-        <w:t xml:space="preserve">&lt;-</w:t>
-      </w:r>
-      <w:r>
-        <w:rPr>
-          <w:rStyle w:val="NormalTok"/>
-        </w:rPr>
-        <w:t xml:space="preserve"> </w:t>
-      </w:r>
-      <w:r>
-        <w:rPr>
-          <w:rStyle w:val="FunctionTok"/>
-        </w:rPr>
-        <w:t xml:space="preserve">ts_arima</w:t>
-      </w:r>
-      <w:r>
-        <w:rPr>
-          <w:rStyle w:val="NormalTok"/>
-        </w:rPr>
-        <w:t xml:space="preserve">(</w:t>
-      </w:r>
-      <w:r>
-        <w:rPr>
-          <w:rStyle w:val="AttributeTok"/>
-        </w:rPr>
-        <w:t xml:space="preserve">p =</w:t>
-      </w:r>
-      <w:r>
-        <w:rPr>
-          <w:rStyle w:val="NormalTok"/>
-        </w:rPr>
-        <w:t xml:space="preserve"> </w:t>
-      </w:r>
-      <w:r>
-        <w:rPr>
-          <w:rStyle w:val="DecValTok"/>
-        </w:rPr>
-        <w:t xml:space="preserve">5</w:t>
-      </w:r>
-      <w:r>
-        <w:rPr>
-          <w:rStyle w:val="NormalTok"/>
-        </w:rPr>
-        <w:t xml:space="preserve">, </w:t>
-      </w:r>
-      <w:r>
-        <w:rPr>
-          <w:rStyle w:val="AttributeTok"/>
-        </w:rPr>
-        <w:t xml:space="preserve">d =</w:t>
-      </w:r>
-      <w:r>
-        <w:rPr>
-          <w:rStyle w:val="NormalTok"/>
-        </w:rPr>
-        <w:t xml:space="preserve"> </w:t>
-      </w:r>
-      <w:r>
-        <w:rPr>
-          <w:rStyle w:val="DecValTok"/>
-        </w:rPr>
-        <w:t xml:space="preserve">0</w:t>
-      </w:r>
-      <w:r>
-        <w:rPr>
-          <w:rStyle w:val="NormalTok"/>
-        </w:rPr>
-        <w:t xml:space="preserve">, </w:t>
-      </w:r>
-      <w:r>
-        <w:rPr>
-          <w:rStyle w:val="AttributeTok"/>
-        </w:rPr>
-        <w:t xml:space="preserve">q =</w:t>
-      </w:r>
-      <w:r>
-        <w:rPr>
-          <w:rStyle w:val="NormalTok"/>
-        </w:rPr>
-        <w:t xml:space="preserve"> </w:t>
-      </w:r>
-      <w:r>
-        <w:rPr>
-          <w:rStyle w:val="DecValTok"/>
-        </w:rPr>
-        <w:t xml:space="preserve">0</w:t>
-      </w:r>
-      <w:r>
-        <w:rPr>
-          <w:rStyle w:val="NormalTok"/>
-        </w:rPr>
-        <w:t xml:space="preserve">)</w:t>
-      </w:r>
-      <w:r>
-        <w:br/>
-      </w:r>
-      <w:r>
-        <w:rPr>
-          <w:rStyle w:val="FunctionTok"/>
-        </w:rPr>
-        <w:t xml:space="preserve">set_example_seed</w:t>
-      </w:r>
-      <w:r>
-        <w:rPr>
-          <w:rStyle w:val="NormalTok"/>
-        </w:rPr>
-        <w:t xml:space="preserve">()</w:t>
-      </w:r>
-      <w:r>
-        <w:br/>
-      </w:r>
-      <w:r>
-        <w:rPr>
-          <w:rStyle w:val="NormalTok"/>
-        </w:rPr>
-        <w:t xml:space="preserve">model </w:t>
-      </w:r>
-      <w:r>
-        <w:rPr>
-          <w:rStyle w:val="OtherTok"/>
-        </w:rPr>
-        <w:t xml:space="preserve">&lt;-</w:t>
-      </w:r>
-      <w:r>
-        <w:rPr>
-          <w:rStyle w:val="NormalTok"/>
-        </w:rPr>
-        <w:t xml:space="preserve"> </w:t>
-      </w:r>
-      <w:r>
-        <w:rPr>
-          <w:rStyle w:val="FunctionTok"/>
-        </w:rPr>
-        <w:t xml:space="preserve">fit</w:t>
-      </w:r>
-      <w:r>
-        <w:rPr>
-          <w:rStyle w:val="NormalTok"/>
-        </w:rPr>
-        <w:t xml:space="preserve">(model, </w:t>
-      </w:r>
-      <w:r>
-        <w:rPr>
-          <w:rStyle w:val="AttributeTok"/>
-        </w:rPr>
-        <w:t xml:space="preserve">x =</w:t>
-      </w:r>
-      <w:r>
-        <w:rPr>
-          <w:rStyle w:val="NormalTok"/>
-        </w:rPr>
-        <w:t xml:space="preserve"> samp</w:t>
-      </w:r>
-      <w:r>
-        <w:rPr>
-          <w:rStyle w:val="SpecialCharTok"/>
-        </w:rPr>
-        <w:t xml:space="preserve">$</w:t>
-      </w:r>
-      <w:r>
-        <w:rPr>
-          <w:rStyle w:val="NormalTok"/>
-        </w:rPr>
-        <w:t xml:space="preserve">train)</w:t>
-      </w:r>
-    </w:p>
-    <w:p>
-      <w:pPr>
-        <w:pStyle w:val="FirstParagraph"/>
-      </w:pPr>
-      <w:r>
-        <w:t xml:space="preserve">For rolling-origin evaluation with</w:t>
-      </w:r>
-      <w:r>
-        <w:t xml:space="preserve"> </w:t>
-      </w:r>
-      <w:r>
-        <w:rPr>
-          <w:rStyle w:val="VerbatimChar"/>
-        </w:rPr>
-        <w:t xml:space="preserve">ts_arima()</w:t>
-      </w:r>
-      <w:r>
-        <w:t xml:space="preserve">, we pass the whole test segment and set</w:t>
-      </w:r>
-      <w:r>
-        <w:t xml:space="preserve"> </w:t>
-      </w:r>
-      <w:r>
-        <w:rPr>
-          <w:rStyle w:val="VerbatimChar"/>
-        </w:rPr>
-        <w:t xml:space="preserve">steps_ahead = 1</w:t>
-      </w:r>
-      <w:r>
-        <w:t xml:space="preserve">. Internally, the model predicts one point, appends the observed value, and repeats.</w:t>
-      </w:r>
-    </w:p>
-    <w:p>
-      <w:pPr>
-        <w:pStyle w:val="SourceCode"/>
-      </w:pPr>
-      <w:r>
-        <w:rPr>
-          <w:rStyle w:val="CommentTok"/>
-        </w:rPr>
-        <w:t xml:space="preserve"># Predict one step at a time across the test horizon.</w:t>
-      </w:r>
-      <w:r>
-        <w:br/>
-      </w:r>
-      <w:r>
-        <w:rPr>
-          <w:rStyle w:val="NormalTok"/>
-        </w:rPr>
-        <w:t xml:space="preserve">prediction </w:t>
-      </w:r>
-      <w:r>
-        <w:rPr>
-          <w:rStyle w:val="OtherTok"/>
-        </w:rPr>
-        <w:t xml:space="preserve">&lt;-</w:t>
-      </w:r>
-      <w:r>
-        <w:rPr>
-          <w:rStyle w:val="NormalTok"/>
-        </w:rPr>
-        <w:t xml:space="preserve"> </w:t>
-      </w:r>
-      <w:r>
-        <w:rPr>
-          <w:rStyle w:val="FunctionTok"/>
-        </w:rPr>
-        <w:t xml:space="preserve">predict</w:t>
-      </w:r>
-      <w:r>
-        <w:rPr>
-          <w:rStyle w:val="NormalTok"/>
-        </w:rPr>
-        <w:t xml:space="preserve">(model, </w:t>
-      </w:r>
-      <w:r>
-        <w:rPr>
-          <w:rStyle w:val="AttributeTok"/>
-        </w:rPr>
-        <w:t xml:space="preserve">x =</w:t>
-      </w:r>
-      <w:r>
-        <w:rPr>
-          <w:rStyle w:val="NormalTok"/>
-        </w:rPr>
-        <w:t xml:space="preserve"> samp</w:t>
-      </w:r>
-      <w:r>
-        <w:rPr>
-          <w:rStyle w:val="SpecialCharTok"/>
-        </w:rPr>
-        <w:t xml:space="preserve">$</w:t>
-      </w:r>
-      <w:r>
-        <w:rPr>
-          <w:rStyle w:val="NormalTok"/>
-        </w:rPr>
-        <w:t xml:space="preserve">test, </w:t>
-      </w:r>
-      <w:r>
-        <w:rPr>
-          <w:rStyle w:val="AttributeTok"/>
-        </w:rPr>
-        <w:t xml:space="preserve">steps_ahead =</w:t>
-      </w:r>
-      <w:r>
-        <w:rPr>
-          <w:rStyle w:val="NormalTok"/>
-        </w:rPr>
-        <w:t xml:space="preserve"> </w:t>
-      </w:r>
-      <w:r>
-        <w:rPr>
-          <w:rStyle w:val="DecValTok"/>
-        </w:rPr>
-        <w:t xml:space="preserve">1</w:t>
-      </w:r>
-      <w:r>
-        <w:rPr>
-          <w:rStyle w:val="NormalTok"/>
-        </w:rPr>
-        <w:t xml:space="preserve">)</w:t>
-      </w:r>
-      <w:r>
-        <w:br/>
-      </w:r>
-      <w:r>
-        <w:rPr>
-          <w:rStyle w:val="NormalTok"/>
-        </w:rPr>
-        <w:t xml:space="preserve">prediction </w:t>
-      </w:r>
-      <w:r>
-        <w:rPr>
-          <w:rStyle w:val="OtherTok"/>
-        </w:rPr>
-        <w:t xml:space="preserve">&lt;-</w:t>
-      </w:r>
-      <w:r>
-        <w:rPr>
-          <w:rStyle w:val="NormalTok"/>
-        </w:rPr>
-        <w:t xml:space="preserve"> </w:t>
-      </w:r>
-      <w:r>
-        <w:rPr>
-          <w:rStyle w:val="FunctionTok"/>
-        </w:rPr>
-        <w:t xml:space="preserve">as.vector</w:t>
-      </w:r>
-      <w:r>
-        <w:rPr>
-          <w:rStyle w:val="NormalTok"/>
-        </w:rPr>
-        <w:t xml:space="preserve">(prediction)</w:t>
-      </w:r>
-      <w:r>
-        <w:br/>
-      </w:r>
-      <w:r>
-        <w:br/>
-      </w:r>
-      <w:r>
-        <w:rPr>
-          <w:rStyle w:val="NormalTok"/>
-        </w:rPr>
-        <w:t xml:space="preserve">output </w:t>
-      </w:r>
-      <w:r>
-        <w:rPr>
-          <w:rStyle w:val="OtherTok"/>
-        </w:rPr>
-        <w:t xml:space="preserve">&lt;-</w:t>
-      </w:r>
-      <w:r>
-        <w:rPr>
-          <w:rStyle w:val="NormalTok"/>
-        </w:rPr>
-        <w:t xml:space="preserve"> </w:t>
-      </w:r>
-      <w:r>
-        <w:rPr>
-          <w:rStyle w:val="FunctionTok"/>
-        </w:rPr>
-        <w:t xml:space="preserve">as.vector</w:t>
-      </w:r>
-      <w:r>
-        <w:rPr>
-          <w:rStyle w:val="NormalTok"/>
-        </w:rPr>
-        <w:t xml:space="preserve">(samp</w:t>
-      </w:r>
-      <w:r>
-        <w:rPr>
-          <w:rStyle w:val="SpecialCharTok"/>
-        </w:rPr>
-        <w:t xml:space="preserve">$</w:t>
-      </w:r>
-      <w:r>
-        <w:rPr>
-          <w:rStyle w:val="NormalTok"/>
-        </w:rPr>
-        <w:t xml:space="preserve">test)</w:t>
-      </w:r>
-      <w:r>
-        <w:br/>
-      </w:r>
-      <w:r>
-        <w:rPr>
-          <w:rStyle w:val="NormalTok"/>
-        </w:rPr>
-        <w:t xml:space="preserve">ev_test </w:t>
-      </w:r>
-      <w:r>
-        <w:rPr>
-          <w:rStyle w:val="OtherTok"/>
-        </w:rPr>
-        <w:t xml:space="preserve">&lt;-</w:t>
-      </w:r>
-      <w:r>
-        <w:rPr>
-          <w:rStyle w:val="NormalTok"/>
-        </w:rPr>
-        <w:t xml:space="preserve"> </w:t>
-      </w:r>
-      <w:r>
-        <w:rPr>
-          <w:rStyle w:val="FunctionTok"/>
-        </w:rPr>
-        <w:t xml:space="preserve">evaluate</w:t>
-      </w:r>
-      <w:r>
-        <w:rPr>
-          <w:rStyle w:val="NormalTok"/>
-        </w:rPr>
-        <w:t xml:space="preserve">(model, output, prediction)</w:t>
-      </w:r>
-      <w:r>
-        <w:br/>
-      </w:r>
-      <w:r>
-        <w:rPr>
-          <w:rStyle w:val="NormalTok"/>
-        </w:rPr>
-        <w:t xml:space="preserve">ev_test</w:t>
-      </w:r>
-    </w:p>
-    <w:p>
-      <w:pPr>
-        <w:pStyle w:val="SourceCode"/>
-      </w:pPr>
-      <w:r>
-        <w:rPr>
-          <w:rStyle w:val="VerbatimChar"/>
-        </w:rPr>
-        <w:t xml:space="preserve">## $values</w:t>
-      </w:r>
-      <w:r>
-        <w:br/>
-      </w:r>
-      <w:r>
-        <w:rPr>
-          <w:rStyle w:val="VerbatimChar"/>
-        </w:rPr>
-        <w:t xml:space="preserve">## [1]  0.41211849  0.17388949 -0.07515112 -0.31951919 -0.54402111</w:t>
-      </w:r>
-      <w:r>
-        <w:br/>
-      </w:r>
-      <w:r>
-        <w:rPr>
-          <w:rStyle w:val="VerbatimChar"/>
-        </w:rPr>
-        <w:t xml:space="preserve">## </w:t>
-      </w:r>
-      <w:r>
-        <w:br/>
-      </w:r>
-      <w:r>
-        <w:rPr>
-          <w:rStyle w:val="VerbatimChar"/>
-        </w:rPr>
-        <w:t xml:space="preserve">## $prediction</w:t>
-      </w:r>
-      <w:r>
-        <w:br/>
-      </w:r>
-      <w:r>
-        <w:rPr>
-          <w:rStyle w:val="VerbatimChar"/>
-        </w:rPr>
-        <w:t xml:space="preserve">## [1]  0.41211881  0.39475240 -0.07514989 -0.31951908 -0.54402153</w:t>
-      </w:r>
-      <w:r>
-        <w:br/>
-      </w:r>
-      <w:r>
-        <w:rPr>
-          <w:rStyle w:val="VerbatimChar"/>
-        </w:rPr>
-        <w:t xml:space="preserve">## </w:t>
-      </w:r>
-      <w:r>
-        <w:br/>
-      </w:r>
-      <w:r>
-        <w:rPr>
-          <w:rStyle w:val="VerbatimChar"/>
-        </w:rPr>
-        <w:t xml:space="preserve">## $smape</w:t>
-      </w:r>
-      <w:r>
-        <w:br/>
-      </w:r>
-      <w:r>
-        <w:rPr>
-          <w:rStyle w:val="VerbatimChar"/>
-        </w:rPr>
-        <w:t xml:space="preserve">## [1] 0.1553653</w:t>
-      </w:r>
-      <w:r>
-        <w:br/>
-      </w:r>
-      <w:r>
-        <w:rPr>
-          <w:rStyle w:val="VerbatimChar"/>
-        </w:rPr>
-        <w:t xml:space="preserve">## </w:t>
-      </w:r>
-      <w:r>
-        <w:br/>
-      </w:r>
-      <w:r>
-        <w:rPr>
-          <w:rStyle w:val="VerbatimChar"/>
-        </w:rPr>
-        <w:t xml:space="preserve">## $mse</w:t>
-      </w:r>
-      <w:r>
-        <w:br/>
-      </w:r>
-      <w:r>
-        <w:rPr>
-          <w:rStyle w:val="VerbatimChar"/>
-        </w:rPr>
-        <w:t xml:space="preserve">## [1] 0.009756086</w:t>
-      </w:r>
-      <w:r>
-        <w:br/>
-      </w:r>
-      <w:r>
-        <w:rPr>
-          <w:rStyle w:val="VerbatimChar"/>
-        </w:rPr>
-        <w:t xml:space="preserve">## </w:t>
-      </w:r>
-      <w:r>
-        <w:br/>
-      </w:r>
-      <w:r>
-        <w:rPr>
-          <w:rStyle w:val="VerbatimChar"/>
-        </w:rPr>
-        <w:t xml:space="preserve">## $R2</w:t>
-      </w:r>
-      <w:r>
-        <w:br/>
-      </w:r>
-      <w:r>
-        <w:rPr>
-          <w:rStyle w:val="VerbatimChar"/>
-        </w:rPr>
-        <w:t xml:space="preserve">## [1] 0.9157362</w:t>
-      </w:r>
-      <w:r>
-        <w:br/>
-      </w:r>
-      <w:r>
-        <w:rPr>
-          <w:rStyle w:val="VerbatimChar"/>
-        </w:rPr>
-        <w:t xml:space="preserve">## </w:t>
-      </w:r>
-      <w:r>
-        <w:br/>
-      </w:r>
-      <w:r>
-        <w:rPr>
-          <w:rStyle w:val="VerbatimChar"/>
-        </w:rPr>
-        <w:t xml:space="preserve">## $metrics</w:t>
-      </w:r>
-      <w:r>
-        <w:br/>
-      </w:r>
-      <w:r>
-        <w:rPr>
-          <w:rStyle w:val="VerbatimChar"/>
-        </w:rPr>
-        <w:t xml:space="preserve">##           mse     smape        R2</w:t>
-      </w:r>
-      <w:r>
-        <w:br/>
-      </w:r>
-      <w:r>
-        <w:rPr>
-          <w:rStyle w:val="VerbatimChar"/>
-        </w:rPr>
-        <w:t xml:space="preserve">## 1 0.009756086 0.1553653 0.9157362</w:t>
-      </w:r>
-    </w:p>
-    <w:p>
-      <w:pPr>
-        <w:pStyle w:val="FirstParagraph"/>
-      </w:pPr>
-      <w:r>
-        <w:t xml:space="preserve">A side-by-side table helps us inspect where the rolling forecasts stayed close to the observed values and where they drifted away.</w:t>
-      </w:r>
-    </w:p>
-    <w:p>
-      <w:pPr>
-        <w:pStyle w:val="SourceCode"/>
-      </w:pPr>
-      <w:r>
-        <w:rPr>
-          <w:rStyle w:val="CommentTok"/>
-        </w:rPr>
-        <w:t xml:space="preserve"># Compare observed and predicted values over the rolling horizon.</w:t>
-      </w:r>
-      <w:r>
-        <w:br/>
-      </w:r>
-      <w:r>
-        <w:rPr>
-          <w:rStyle w:val="FunctionTok"/>
-        </w:rPr>
-        <w:t xml:space="preserve">data.frame</w:t>
-      </w:r>
-      <w:r>
-        <w:rPr>
-          <w:rStyle w:val="NormalTok"/>
-        </w:rPr>
-        <w:t xml:space="preserve">(</w:t>
-      </w:r>
-      <w:r>
-        <w:br/>
-      </w:r>
-      <w:r>
-        <w:rPr>
-          <w:rStyle w:val="NormalTok"/>
-        </w:rPr>
-        <w:t xml:space="preserve">  </w:t>
-      </w:r>
-      <w:r>
-        <w:rPr>
-          <w:rStyle w:val="AttributeTok"/>
-        </w:rPr>
-        <w:t xml:space="preserve">step =</w:t>
-      </w:r>
-      <w:r>
-        <w:rPr>
-          <w:rStyle w:val="NormalTok"/>
-        </w:rPr>
-        <w:t xml:space="preserve"> </w:t>
-      </w:r>
-      <w:r>
-        <w:rPr>
-          <w:rStyle w:val="FunctionTok"/>
-        </w:rPr>
-        <w:t xml:space="preserve">seq_along</w:t>
-      </w:r>
-      <w:r>
-        <w:rPr>
-          <w:rStyle w:val="NormalTok"/>
-        </w:rPr>
-        <w:t xml:space="preserve">(output),</w:t>
-      </w:r>
-      <w:r>
-        <w:br/>
-      </w:r>
-      <w:r>
-        <w:rPr>
-          <w:rStyle w:val="NormalTok"/>
-        </w:rPr>
-        <w:t xml:space="preserve">  </w:t>
-      </w:r>
-      <w:r>
-        <w:rPr>
-          <w:rStyle w:val="AttributeTok"/>
-        </w:rPr>
-        <w:t xml:space="preserve">observed =</w:t>
-      </w:r>
-      <w:r>
-        <w:rPr>
-          <w:rStyle w:val="NormalTok"/>
-        </w:rPr>
-        <w:t xml:space="preserve"> output,</w:t>
-      </w:r>
-      <w:r>
-        <w:br/>
-      </w:r>
-      <w:r>
-        <w:rPr>
-          <w:rStyle w:val="NormalTok"/>
-        </w:rPr>
-        <w:t xml:space="preserve">  </w:t>
-      </w:r>
-      <w:r>
-        <w:rPr>
-          <w:rStyle w:val="AttributeTok"/>
-        </w:rPr>
-        <w:t xml:space="preserve">predicted =</w:t>
-      </w:r>
-      <w:r>
-        <w:rPr>
-          <w:rStyle w:val="NormalTok"/>
-        </w:rPr>
-        <w:t xml:space="preserve"> prediction</w:t>
-      </w:r>
-      <w:r>
-        <w:br/>
-      </w:r>
-      <w:r>
-        <w:rPr>
-          <w:rStyle w:val="NormalTok"/>
-        </w:rPr>
-        <w:t xml:space="preserve">)</w:t>
-      </w:r>
-    </w:p>
-    <w:p>
-      <w:pPr>
-        <w:pStyle w:val="SourceCode"/>
-      </w:pPr>
-      <w:r>
-        <w:rPr>
-          <w:rStyle w:val="VerbatimChar"/>
-        </w:rPr>
         <w:t xml:space="preserve">##   step    observed   predicted</w:t>
       </w:r>
       <w:r>
@@ -1408,7 +1408,7 @@
         <w:rPr>
           <w:rStyle w:val="VerbatimChar"/>
         </w:rPr>
-        <w:t xml:space="preserve">## 1    1  0.41211849  0.41211881</w:t>
+        <w:t xml:space="preserve">## 1    1  0.41211849  0.41211864</w:t>
       </w:r>
       <w:r>
         <w:br/>
@@ -1444,7 +1444,7 @@
         <w:rPr>
           <w:rStyle w:val="VerbatimChar"/>
         </w:rPr>
-        <w:t xml:space="preserve">## 5    5 -0.54402111 -0.54402153</w:t>
+        <w:t xml:space="preserve">## 5    5 -0.54402111 -0.54402101</w:t>
       </w:r>
     </w:p>
     <w:p>
@@ -1747,7 +1747,7 @@
               <a:graphicData uri="http://schemas.openxmlformats.org/drawingml/2006/picture">
                 <pic:pic>
                   <pic:nvPicPr>
-                    <pic:cNvPr descr="/home/gpca/tspredit/examples/tutorial/doc/02-arima-rolling-origin_files/1e0f257c4d53a59401fe82988e2c933b1c8c9b16.png" id="14" name="Picture"/>
+                    <pic:cNvPr descr="C:\Git\cefet-rj-dal\tspredit\examples\tutorial\doc\02-arima-rolling-origin_files/d845c56e6ed534f056aa88d647046b56a305c752.png" id="14" name="Picture"/>
                     <pic:cNvPicPr>
                       <a:picLocks noChangeArrowheads="1" noChangeAspect="1"/>
                     </pic:cNvPicPr>

--- a/examples/tutorial/doc/02-arima-rolling-origin.docx
+++ b/examples/tutorial/doc/02-arima-rolling-origin.docx
@@ -325,7 +325,7 @@
               <a:graphicData uri="http://schemas.openxmlformats.org/drawingml/2006/picture">
                 <pic:pic>
                   <pic:nvPicPr>
-                    <pic:cNvPr descr="C:\Git\cefet-rj-dal\tspredit\examples\tutorial\doc\02-arima-rolling-origin_files/716a4d1e457f97618aa46ca41f6f38e17df76816.png" id="11" name="Picture"/>
+                    <pic:cNvPr descr="C:\Git\dal\tspredit\examples\tutorial\doc\02-arima-rolling-origin_files/716a4d1e457f97618aa46ca41f6f38e17df76816.png" id="11" name="Picture"/>
                     <pic:cNvPicPr>
                       <a:picLocks noChangeArrowheads="1" noChangeAspect="1"/>
                     </pic:cNvPicPr>
@@ -1747,7 +1747,7 @@
               <a:graphicData uri="http://schemas.openxmlformats.org/drawingml/2006/picture">
                 <pic:pic>
                   <pic:nvPicPr>
-                    <pic:cNvPr descr="C:\Git\cefet-rj-dal\tspredit\examples\tutorial\doc\02-arima-rolling-origin_files/d845c56e6ed534f056aa88d647046b56a305c752.png" id="14" name="Picture"/>
+                    <pic:cNvPr descr="C:\Git\dal\tspredit\examples\tutorial\doc\02-arima-rolling-origin_files/d845c56e6ed534f056aa88d647046b56a305c752.png" id="14" name="Picture"/>
                     <pic:cNvPicPr>
                       <a:picLocks noChangeArrowheads="1" noChangeAspect="1"/>
                     </pic:cNvPicPr>

--- a/examples/tutorial/doc/02-arima-rolling-origin.docx
+++ b/examples/tutorial/doc/02-arima-rolling-origin.docx
@@ -325,7 +325,7 @@
               <a:graphicData uri="http://schemas.openxmlformats.org/drawingml/2006/picture">
                 <pic:pic>
                   <pic:nvPicPr>
-                    <pic:cNvPr descr="C:\Git\dal\tspredit\examples\tutorial\doc\02-arima-rolling-origin_files/716a4d1e457f97618aa46ca41f6f38e17df76816.png" id="11" name="Picture"/>
+                    <pic:cNvPr descr="/home/gpca/tspredit/examples/tutorial/doc/02-arima-rolling-origin_files/2311a3ccdefa9666c559bd154e42236a6cdf3fea.png" id="11" name="Picture"/>
                     <pic:cNvPicPr>
                       <a:picLocks noChangeArrowheads="1" noChangeAspect="1"/>
                     </pic:cNvPicPr>
@@ -1153,7 +1153,7 @@
         <w:rPr>
           <w:rStyle w:val="VerbatimChar"/>
         </w:rPr>
-        <w:t xml:space="preserve">## [1]  0.41211864  0.39475240 -0.07514989 -0.31951908 -0.54402101</w:t>
+        <w:t xml:space="preserve">## [1]  0.41211881  0.39475240 -0.07514989 -0.31951908 -0.54402153</w:t>
       </w:r>
       <w:r>
         <w:br/>
@@ -1180,7 +1180,7 @@
         <w:rPr>
           <w:rStyle w:val="VerbatimChar"/>
         </w:rPr>
-        <w:t xml:space="preserve">## [1] 0.1553651</w:t>
+        <w:t xml:space="preserve">## [1] 0.1553653</w:t>
       </w:r>
       <w:r>
         <w:br/>
@@ -1270,7 +1270,7 @@
         <w:rPr>
           <w:rStyle w:val="VerbatimChar"/>
         </w:rPr>
-        <w:t xml:space="preserve">## 1 0.009756086 0.1553651 0.9157362</w:t>
+        <w:t xml:space="preserve">## 1 0.009756086 0.1553653 0.9157362</w:t>
       </w:r>
     </w:p>
     <w:p>
@@ -1408,7 +1408,7 @@
         <w:rPr>
           <w:rStyle w:val="VerbatimChar"/>
         </w:rPr>
-        <w:t xml:space="preserve">## 1    1  0.41211849  0.41211864</w:t>
+        <w:t xml:space="preserve">## 1    1  0.41211849  0.41211881</w:t>
       </w:r>
       <w:r>
         <w:br/>
@@ -1444,7 +1444,7 @@
         <w:rPr>
           <w:rStyle w:val="VerbatimChar"/>
         </w:rPr>
-        <w:t xml:space="preserve">## 5    5 -0.54402111 -0.54402101</w:t>
+        <w:t xml:space="preserve">## 5    5 -0.54402111 -0.54402153</w:t>
       </w:r>
     </w:p>
     <w:p>
@@ -1747,7 +1747,7 @@
               <a:graphicData uri="http://schemas.openxmlformats.org/drawingml/2006/picture">
                 <pic:pic>
                   <pic:nvPicPr>
-                    <pic:cNvPr descr="C:\Git\dal\tspredit\examples\tutorial\doc\02-arima-rolling-origin_files/d845c56e6ed534f056aa88d647046b56a305c752.png" id="14" name="Picture"/>
+                    <pic:cNvPr descr="/home/gpca/tspredit/examples/tutorial/doc/02-arima-rolling-origin_files/1e0f257c4d53a59401fe82988e2c933b1c8c9b16.png" id="14" name="Picture"/>
                     <pic:cNvPicPr>
                       <a:picLocks noChangeArrowheads="1" noChangeAspect="1"/>
                     </pic:cNvPicPr>
